--- a/testakten/elternunterhalt-pflegeheim-sozialamtsregress-aachen/11_einwendungen_verwirkung_leistungsunfaehigkeit.docx
+++ b/testakten/elternunterhalt-pflegeheim-sozialamtsregress-aachen/11_einwendungen_verwirkung_leistungsunfaehigkeit.docx
@@ -75,7 +75,7 @@
         <w:jc w:val="left"/>
       </w:pPr>
       <w:r>
-        <w:t>3.2 Nach § 1611 BGB kann der Unterhaltsanspruch wegen schwerer Verfehlung des Berechtigten gegen den Verpflichteten ganz oder teilweise entfallen. Allein ein vom Elternteil ausgehender Kontaktabbruch im Erwachsenenalter genügt nach der höchstrichterlichen Rechtsprechung in der Regel nicht, um den Anspruch entfallen zu lassen, weil die Verletzung der allgemeinen elterlichen Verpflichtung zu Beistand und Rücksicht für sich genommen noch keine schwere Verfehlung darstellt. Anders kann es liegen, wenn der Elternteil sich in der Kindheit gröblich der eigenen Unterhalts- und Sorgepflicht entzogen hat. Die einschlägige Rechtsprechung ist vor Verwendung an amtlicher Quelle zu verifizieren.</w:t>
+        <w:t>3.2 Nach Paragraf 1611 BGB kann der Unterhaltsanspruch wegen schwerer Verfehlung des Berechtigten gegen den Verpflichteten ganz oder teilweise entfallen. Allein ein vom Elternteil ausgehender Kontaktabbruch im Erwachsenenalter genügt nach der höchstrichterlichen Rechtsprechung in der Regel nicht, um den Anspruch entfallen zu lassen, weil die Verletzung der allgemeinen elterlichen Verpflichtung zu Beistand und Rücksicht für sich genommen noch keine schwere Verfehlung darstellt. Anders kann es liegen, wenn der Elternteil sich in der Kindheit gröblich der eigenen Unterhalts- und Sorgepflicht entzogen hat. Die einschlägige Rechtsprechung ist vor Verwendung an amtlicher Quelle zu verifizieren.</w:t>
       </w:r>
     </w:p>
     <w:p>
@@ -121,7 +121,7 @@
         <w:jc w:val="left"/>
       </w:pPr>
       <w:r>
-        <w:t>Quellenpflicht nach references/zitierweise.md. Grundlage sind die Angaben des Mandanten zum Lebensweg. Normbezug: § 1611 BGB. Die zitierte Rechtsprechung zum Kontaktabbruch ist vor Verwendung an amtlicher Quelle zu verifizieren.</w:t>
+        <w:t>Quellenpflicht nach references/zitierweise.md. Grundlage sind die Angaben des Mandanten zum Lebensweg. Normbezug: Paragraf 1611 BGB. Die zitierte Rechtsprechung zum Kontaktabbruch ist vor Verwendung an amtlicher Quelle zu verifizieren.</w:t>
       </w:r>
     </w:p>
     <w:sectPr>
